--- a/src/OpenXmlHtml.Tests/Samples/WordSamples.EmployeeOnboardingGuide.DotNet.verified.docx
+++ b/src/OpenXmlHtml.Tests/Samples/WordSamples.EmployeeOnboardingGuide.DotNet.verified.docx
@@ -132,8 +132,8 @@
       <w:hyperlink xmlns:r="http://schemas.openxmlformats.org/officeDocument/2006/relationships" r:id="DeterministicId1">
         <w:r>
           <w:rPr>
+            <w:color w:val="0563C1"/>
             <w:u w:val="single"/>
-            <w:color w:val="0563C1"/>
           </w:rPr>
           <w:t xml:space="preserve">tax forms</w:t>
         </w:r>
@@ -410,9 +410,9 @@
       <w:hyperlink xmlns:r="http://schemas.openxmlformats.org/officeDocument/2006/relationships" r:id="DeterministicId2">
         <w:r>
           <w:rPr>
-            <w:u w:val="single"/>
             <w:color w:val="0563C1"/>
             <w:sz w:val="19"/>
+            <w:u w:val="single"/>
           </w:rPr>
           <w:t xml:space="preserve">onboarding@contoso.com</w:t>
         </w:r>

--- a/src/OpenXmlHtml.Tests/Samples/WordSamples.EmployeeOnboardingGuide.DotNet.verified.docx
+++ b/src/OpenXmlHtml.Tests/Samples/WordSamples.EmployeeOnboardingGuide.DotNet.verified.docx
@@ -218,6 +218,9 @@
         <w:gridCol/>
       </w:tblGrid>
       <w:tr>
+        <w:trPr>
+          <w:tblHeader/>
+        </w:trPr>
         <w:tc>
           <w:p>
             <w:r>
